--- a/Lab 2/Document/Lab 2 - AnswerSheet.docx
+++ b/Lab 2/Document/Lab 2 - AnswerSheet.docx
@@ -2,6 +2,129 @@
 <file path=word/document.xml><?xml version="1.0" encoding="utf-8"?>
 <w:document xmlns:wpc="http://schemas.microsoft.com/office/word/2010/wordprocessingCanvas" xmlns:cx="http://schemas.microsoft.com/office/drawing/2014/chartex" xmlns:mc="http://schemas.openxmlformats.org/markup-compatibility/2006" xmlns:o="urn:schemas-microsoft-com:office:office" xmlns:r="http://schemas.openxmlformats.org/officeDocument/2006/relationships" xmlns:m="http://schemas.openxmlformats.org/officeDocument/2006/math" xmlns:v="urn:schemas-microsoft-com:vml" xmlns:wp14="http://schemas.microsoft.com/office/word/2010/wordprocessingDrawing" xmlns:wp="http://schemas.openxmlformats.org/drawingml/2006/wordprocessingDrawing" xmlns:w10="urn:schemas-microsoft-com:office:word" xmlns:w="http://schemas.openxmlformats.org/wordprocessingml/2006/main" xmlns:w14="http://schemas.microsoft.com/office/word/2010/wordml" xmlns:w15="http://schemas.microsoft.com/office/word/2012/wordml" xmlns:w16se="http://schemas.microsoft.com/office/word/2015/wordml/symex" xmlns:wpg="http://schemas.microsoft.com/office/word/2010/wordprocessingGroup" xmlns:wpi="http://schemas.microsoft.com/office/word/2010/wordprocessingInk" xmlns:wne="http://schemas.microsoft.com/office/word/2006/wordml" xmlns:wps="http://schemas.microsoft.com/office/word/2010/wordprocessingShape" mc:Ignorable="w14 w15 w16se wp14">
   <w:body>
+    <w:p>
+      <w:pPr>
+        <w:jc w:val="center"/>
+        <w:rPr>
+          <w:rFonts w:ascii="Times New Roman" w:hAnsi="Times New Roman" w:cs="Times New Roman"/>
+        </w:rPr>
+      </w:pPr>
+      <w:r>
+        <w:rPr>
+          <w:rFonts w:ascii="Times New Roman" w:hAnsi="Times New Roman" w:cs="Times New Roman"/>
+        </w:rPr>
+        <w:t>Châu Nhật Tăng – 2231200117 – Lab 2 – CSW 430 – Lập trình Mobile</w:t>
+      </w:r>
+    </w:p>
+    <w:p>
+      <w:pPr>
+        <w:rPr>
+          <w:rFonts w:ascii="Times New Roman" w:hAnsi="Times New Roman" w:cs="Times New Roman"/>
+        </w:rPr>
+      </w:pPr>
+      <w:r>
+        <w:rPr>
+          <w:rFonts w:ascii="Times New Roman" w:hAnsi="Times New Roman" w:cs="Times New Roman"/>
+        </w:rPr>
+        <w:t>Documents</w:t>
+      </w:r>
+    </w:p>
+    <w:p>
+      <w:pPr>
+        <w:spacing w:line="240" w:lineRule="auto"/>
+        <w:ind w:left="720"/>
+        <w:rPr>
+          <w:rFonts w:ascii="Times New Roman" w:hAnsi="Times New Roman" w:cs="Times New Roman"/>
+        </w:rPr>
+      </w:pPr>
+      <w:r>
+        <w:rPr>
+          <w:rFonts w:ascii="Times New Roman" w:hAnsi="Times New Roman" w:cs="Times New Roman"/>
+        </w:rPr>
+        <w:t>npm init –y (khởi tạo node)</w:t>
+      </w:r>
+    </w:p>
+    <w:p>
+      <w:pPr>
+        <w:spacing w:line="240" w:lineRule="auto"/>
+        <w:ind w:left="720"/>
+        <w:rPr>
+          <w:rFonts w:ascii="Times New Roman" w:hAnsi="Times New Roman" w:cs="Times New Roman"/>
+        </w:rPr>
+      </w:pPr>
+      <w:r>
+        <w:rPr>
+          <w:rFonts w:ascii="Times New Roman" w:hAnsi="Times New Roman" w:cs="Times New Roman"/>
+        </w:rPr>
+        <w:t>npm install express body-parser mysql2 (install mysql)</w:t>
+      </w:r>
+    </w:p>
+    <w:p>
+      <w:pPr>
+        <w:spacing w:line="240" w:lineRule="auto"/>
+        <w:ind w:left="720"/>
+        <w:rPr>
+          <w:rFonts w:ascii="Times New Roman" w:hAnsi="Times New Roman" w:cs="Times New Roman"/>
+        </w:rPr>
+      </w:pPr>
+      <w:r>
+        <w:rPr>
+          <w:rFonts w:ascii="Times New Roman" w:hAnsi="Times New Roman" w:cs="Times New Roman"/>
+        </w:rPr>
+        <w:t>node server.js (run server)</w:t>
+      </w:r>
+    </w:p>
+    <w:p>
+      <w:pPr>
+        <w:spacing w:line="240" w:lineRule="auto"/>
+        <w:ind w:left="720"/>
+        <w:rPr>
+          <w:rFonts w:ascii="Times New Roman" w:hAnsi="Times New Roman" w:cs="Times New Roman"/>
+        </w:rPr>
+      </w:pPr>
+      <w:r>
+        <w:rPr>
+          <w:rFonts w:ascii="Times New Roman" w:hAnsi="Times New Roman" w:cs="Times New Roman"/>
+        </w:rPr>
+        <w:t>npm i @react-navigation/native (thư viện chuyển trang)</w:t>
+      </w:r>
+    </w:p>
+    <w:p>
+      <w:pPr>
+        <w:spacing w:line="240" w:lineRule="auto"/>
+        <w:ind w:left="720"/>
+        <w:rPr>
+          <w:rFonts w:ascii="Times New Roman" w:hAnsi="Times New Roman" w:cs="Times New Roman"/>
+        </w:rPr>
+      </w:pPr>
+      <w:r>
+        <w:rPr>
+          <w:rFonts w:ascii="Times New Roman" w:hAnsi="Times New Roman" w:cs="Times New Roman"/>
+        </w:rPr>
+        <w:t>npx @react-native-community/cli@latest init AwesomeProject</w:t>
+      </w:r>
+      <w:r>
+        <w:rPr>
+          <w:rFonts w:ascii="Times New Roman" w:hAnsi="Times New Roman" w:cs="Times New Roman"/>
+        </w:rPr>
+        <w:t xml:space="preserve"> (tạo dự án)</w:t>
+      </w:r>
+    </w:p>
+    <w:p>
+      <w:pPr>
+        <w:spacing w:line="240" w:lineRule="auto"/>
+        <w:ind w:left="720"/>
+        <w:rPr>
+          <w:rFonts w:ascii="Times New Roman" w:hAnsi="Times New Roman" w:cs="Times New Roman"/>
+        </w:rPr>
+      </w:pPr>
+      <w:r>
+        <w:rPr>
+          <w:rFonts w:ascii="Times New Roman" w:hAnsi="Times New Roman" w:cs="Times New Roman"/>
+        </w:rPr>
+        <w:t>npx react-native run-android (run android)</w:t>
+      </w:r>
+    </w:p>
     <w:p>
       <w:pPr>
         <w:rPr>
@@ -42,6 +165,7 @@
       <w:r>
         <w:rPr>
           <w:rFonts w:ascii="Times New Roman" w:hAnsi="Times New Roman" w:cs="Times New Roman"/>
+          <w:noProof/>
         </w:rPr>
         <w:drawing>
           <wp:inline distT="0" distB="0" distL="0" distR="0" wp14:anchorId="1C0F5950" wp14:editId="74A1BFB3">
@@ -107,6 +231,7 @@
       <w:r>
         <w:rPr>
           <w:rFonts w:ascii="Times New Roman" w:hAnsi="Times New Roman" w:cs="Times New Roman"/>
+          <w:noProof/>
         </w:rPr>
         <w:drawing>
           <wp:inline distT="0" distB="0" distL="0" distR="0" wp14:anchorId="4800BFB0" wp14:editId="36F4F8E8">
@@ -160,6 +285,7 @@
         <w:rPr>
           <w:rFonts w:ascii="Times New Roman" w:hAnsi="Times New Roman" w:cs="Times New Roman"/>
         </w:rPr>
+        <w:lastRenderedPageBreak/>
         <w:t>Get User by Id</w:t>
       </w:r>
     </w:p>
@@ -172,6 +298,7 @@
       <w:r>
         <w:rPr>
           <w:rFonts w:ascii="Times New Roman" w:hAnsi="Times New Roman" w:cs="Times New Roman"/>
+          <w:noProof/>
         </w:rPr>
         <w:drawing>
           <wp:inline distT="0" distB="0" distL="0" distR="0" wp14:anchorId="6CE9EC93" wp14:editId="48E56979">
@@ -225,7 +352,6 @@
         <w:rPr>
           <w:rFonts w:ascii="Times New Roman" w:hAnsi="Times New Roman" w:cs="Times New Roman"/>
         </w:rPr>
-        <w:lastRenderedPageBreak/>
         <w:t>Update User</w:t>
       </w:r>
     </w:p>
@@ -238,6 +364,7 @@
       <w:r>
         <w:rPr>
           <w:rFonts w:ascii="Times New Roman" w:hAnsi="Times New Roman" w:cs="Times New Roman"/>
+          <w:noProof/>
         </w:rPr>
         <w:drawing>
           <wp:inline distT="0" distB="0" distL="0" distR="0" wp14:anchorId="75B9FBA9" wp14:editId="62296E96">
@@ -303,6 +430,7 @@
       <w:r>
         <w:rPr>
           <w:rFonts w:ascii="Times New Roman" w:hAnsi="Times New Roman" w:cs="Times New Roman"/>
+          <w:noProof/>
         </w:rPr>
         <w:drawing>
           <wp:inline distT="0" distB="0" distL="0" distR="0" wp14:anchorId="300DF08E" wp14:editId="3ACC8EEA">
@@ -351,6 +479,20 @@
         <w:rPr>
           <w:rFonts w:ascii="Times New Roman" w:hAnsi="Times New Roman" w:cs="Times New Roman"/>
         </w:rPr>
+        <w:br w:type="page"/>
+      </w:r>
+    </w:p>
+    <w:p>
+      <w:pPr>
+        <w:rPr>
+          <w:rFonts w:ascii="Times New Roman" w:hAnsi="Times New Roman" w:cs="Times New Roman"/>
+        </w:rPr>
+      </w:pPr>
+      <w:r>
+        <w:rPr>
+          <w:rFonts w:ascii="Times New Roman" w:hAnsi="Times New Roman" w:cs="Times New Roman"/>
+        </w:rPr>
+        <w:lastRenderedPageBreak/>
         <w:t>Question 3</w:t>
       </w:r>
     </w:p>
@@ -363,6 +505,7 @@
       <w:r>
         <w:rPr>
           <w:rFonts w:ascii="Times New Roman" w:hAnsi="Times New Roman" w:cs="Times New Roman"/>
+          <w:noProof/>
         </w:rPr>
         <w:drawing>
           <wp:inline distT="0" distB="0" distL="0" distR="0" wp14:anchorId="396A25DA" wp14:editId="5B1E2BBB">
@@ -411,6 +554,67 @@
         <w:rPr>
           <w:rFonts w:ascii="Times New Roman" w:hAnsi="Times New Roman" w:cs="Times New Roman"/>
         </w:rPr>
+        <w:t>Question 4</w:t>
+      </w:r>
+    </w:p>
+    <w:p>
+      <w:pPr>
+        <w:rPr>
+          <w:rFonts w:ascii="Times New Roman" w:hAnsi="Times New Roman" w:cs="Times New Roman"/>
+        </w:rPr>
+      </w:pPr>
+      <w:r>
+        <w:rPr>
+          <w:rFonts w:ascii="Times New Roman" w:hAnsi="Times New Roman" w:cs="Times New Roman"/>
+          <w:noProof/>
+        </w:rPr>
+        <w:drawing>
+          <wp:inline distT="0" distB="0" distL="0" distR="0" wp14:anchorId="79C5105B" wp14:editId="0108A47C">
+            <wp:extent cx="5943600" cy="3219450"/>
+            <wp:effectExtent l="0" t="0" r="0" b="0"/>
+            <wp:docPr id="9" name="Picture 9"/>
+            <wp:cNvGraphicFramePr>
+              <a:graphicFrameLocks xmlns:a="http://schemas.openxmlformats.org/drawingml/2006/main" noChangeAspect="1"/>
+            </wp:cNvGraphicFramePr>
+            <a:graphic xmlns:a="http://schemas.openxmlformats.org/drawingml/2006/main">
+              <a:graphicData uri="http://schemas.openxmlformats.org/drawingml/2006/picture">
+                <pic:pic xmlns:pic="http://schemas.openxmlformats.org/drawingml/2006/picture">
+                  <pic:nvPicPr>
+                    <pic:cNvPr id="1" name=""/>
+                    <pic:cNvPicPr/>
+                  </pic:nvPicPr>
+                  <pic:blipFill>
+                    <a:blip r:embed="rId11"/>
+                    <a:stretch>
+                      <a:fillRect/>
+                    </a:stretch>
+                  </pic:blipFill>
+                  <pic:spPr>
+                    <a:xfrm>
+                      <a:off x="0" y="0"/>
+                      <a:ext cx="5943600" cy="3219450"/>
+                    </a:xfrm>
+                    <a:prstGeom prst="rect">
+                      <a:avLst/>
+                    </a:prstGeom>
+                  </pic:spPr>
+                </pic:pic>
+              </a:graphicData>
+            </a:graphic>
+          </wp:inline>
+        </w:drawing>
+      </w:r>
+    </w:p>
+    <w:p>
+      <w:pPr>
+        <w:rPr>
+          <w:rFonts w:ascii="Times New Roman" w:hAnsi="Times New Roman" w:cs="Times New Roman"/>
+        </w:rPr>
+      </w:pPr>
+      <w:r>
+        <w:rPr>
+          <w:rFonts w:ascii="Times New Roman" w:hAnsi="Times New Roman" w:cs="Times New Roman"/>
+        </w:rPr>
         <w:br w:type="page"/>
       </w:r>
     </w:p>
@@ -420,29 +624,62 @@
           <w:rFonts w:ascii="Times New Roman" w:hAnsi="Times New Roman" w:cs="Times New Roman"/>
         </w:rPr>
       </w:pPr>
+      <w:r>
+        <w:rPr>
+          <w:rFonts w:ascii="Times New Roman" w:hAnsi="Times New Roman" w:cs="Times New Roman"/>
+        </w:rPr>
+        <w:lastRenderedPageBreak/>
+        <w:t>Question 5</w:t>
+      </w:r>
+    </w:p>
+    <w:p>
+      <w:pPr>
+        <w:rPr>
+          <w:rFonts w:ascii="Times New Roman" w:hAnsi="Times New Roman" w:cs="Times New Roman"/>
+        </w:rPr>
+      </w:pPr>
+      <w:r>
+        <w:rPr>
+          <w:rFonts w:ascii="Times New Roman" w:hAnsi="Times New Roman" w:cs="Times New Roman"/>
+        </w:rPr>
+        <w:drawing>
+          <wp:inline distT="0" distB="0" distL="0" distR="0" wp14:anchorId="514F5FD9" wp14:editId="46280824">
+            <wp:extent cx="5943600" cy="3566160"/>
+            <wp:effectExtent l="0" t="0" r="0" b="0"/>
+            <wp:docPr id="8" name="Picture 8"/>
+            <wp:cNvGraphicFramePr>
+              <a:graphicFrameLocks xmlns:a="http://schemas.openxmlformats.org/drawingml/2006/main" noChangeAspect="1"/>
+            </wp:cNvGraphicFramePr>
+            <a:graphic xmlns:a="http://schemas.openxmlformats.org/drawingml/2006/main">
+              <a:graphicData uri="http://schemas.openxmlformats.org/drawingml/2006/picture">
+                <pic:pic xmlns:pic="http://schemas.openxmlformats.org/drawingml/2006/picture">
+                  <pic:nvPicPr>
+                    <pic:cNvPr id="1" name=""/>
+                    <pic:cNvPicPr/>
+                  </pic:nvPicPr>
+                  <pic:blipFill>
+                    <a:blip r:embed="rId12"/>
+                    <a:stretch>
+                      <a:fillRect/>
+                    </a:stretch>
+                  </pic:blipFill>
+                  <pic:spPr>
+                    <a:xfrm>
+                      <a:off x="0" y="0"/>
+                      <a:ext cx="5943600" cy="3566160"/>
+                    </a:xfrm>
+                    <a:prstGeom prst="rect">
+                      <a:avLst/>
+                    </a:prstGeom>
+                  </pic:spPr>
+                </pic:pic>
+              </a:graphicData>
+            </a:graphic>
+          </wp:inline>
+        </w:drawing>
+      </w:r>
       <w:bookmarkStart w:id="0" w:name="_GoBack"/>
       <w:bookmarkEnd w:id="0"/>
-      <w:r>
-        <w:rPr>
-          <w:rFonts w:ascii="Times New Roman" w:hAnsi="Times New Roman" w:cs="Times New Roman"/>
-        </w:rPr>
-        <w:lastRenderedPageBreak/>
-        <w:t>Question 4</w:t>
-      </w:r>
-    </w:p>
-    <w:p>
-      <w:pPr>
-        <w:rPr>
-          <w:rFonts w:ascii="Times New Roman" w:hAnsi="Times New Roman" w:cs="Times New Roman"/>
-        </w:rPr>
-      </w:pPr>
-    </w:p>
-    <w:p>
-      <w:pPr>
-        <w:rPr>
-          <w:rFonts w:ascii="Times New Roman" w:hAnsi="Times New Roman" w:cs="Times New Roman"/>
-        </w:rPr>
-      </w:pPr>
     </w:p>
     <w:sectPr>
       <w:pgSz w:w="12240" w:h="15840"/>
@@ -569,8 +806,124 @@
       </w:rPr>
     </w:lvl>
   </w:abstractNum>
+  <w:abstractNum w:abstractNumId="1" w15:restartNumberingAfterBreak="0">
+    <w:nsid w:val="58475BB3"/>
+    <w:multiLevelType w:val="hybridMultilevel"/>
+    <w:tmpl w:val="76867946"/>
+    <w:lvl w:ilvl="0" w:tplc="04090001">
+      <w:start w:val="1"/>
+      <w:numFmt w:val="bullet"/>
+      <w:lvlText w:val=""/>
+      <w:lvlJc w:val="left"/>
+      <w:pPr>
+        <w:ind w:left="720" w:hanging="360"/>
+      </w:pPr>
+      <w:rPr>
+        <w:rFonts w:ascii="Symbol" w:hAnsi="Symbol" w:hint="default"/>
+      </w:rPr>
+    </w:lvl>
+    <w:lvl w:ilvl="1" w:tplc="04090003" w:tentative="1">
+      <w:start w:val="1"/>
+      <w:numFmt w:val="bullet"/>
+      <w:lvlText w:val="o"/>
+      <w:lvlJc w:val="left"/>
+      <w:pPr>
+        <w:ind w:left="1440" w:hanging="360"/>
+      </w:pPr>
+      <w:rPr>
+        <w:rFonts w:ascii="Courier New" w:hAnsi="Courier New" w:cs="Courier New" w:hint="default"/>
+      </w:rPr>
+    </w:lvl>
+    <w:lvl w:ilvl="2" w:tplc="04090005" w:tentative="1">
+      <w:start w:val="1"/>
+      <w:numFmt w:val="bullet"/>
+      <w:lvlText w:val=""/>
+      <w:lvlJc w:val="left"/>
+      <w:pPr>
+        <w:ind w:left="2160" w:hanging="360"/>
+      </w:pPr>
+      <w:rPr>
+        <w:rFonts w:ascii="Wingdings" w:hAnsi="Wingdings" w:hint="default"/>
+      </w:rPr>
+    </w:lvl>
+    <w:lvl w:ilvl="3" w:tplc="04090001" w:tentative="1">
+      <w:start w:val="1"/>
+      <w:numFmt w:val="bullet"/>
+      <w:lvlText w:val=""/>
+      <w:lvlJc w:val="left"/>
+      <w:pPr>
+        <w:ind w:left="2880" w:hanging="360"/>
+      </w:pPr>
+      <w:rPr>
+        <w:rFonts w:ascii="Symbol" w:hAnsi="Symbol" w:hint="default"/>
+      </w:rPr>
+    </w:lvl>
+    <w:lvl w:ilvl="4" w:tplc="04090003" w:tentative="1">
+      <w:start w:val="1"/>
+      <w:numFmt w:val="bullet"/>
+      <w:lvlText w:val="o"/>
+      <w:lvlJc w:val="left"/>
+      <w:pPr>
+        <w:ind w:left="3600" w:hanging="360"/>
+      </w:pPr>
+      <w:rPr>
+        <w:rFonts w:ascii="Courier New" w:hAnsi="Courier New" w:cs="Courier New" w:hint="default"/>
+      </w:rPr>
+    </w:lvl>
+    <w:lvl w:ilvl="5" w:tplc="04090005" w:tentative="1">
+      <w:start w:val="1"/>
+      <w:numFmt w:val="bullet"/>
+      <w:lvlText w:val=""/>
+      <w:lvlJc w:val="left"/>
+      <w:pPr>
+        <w:ind w:left="4320" w:hanging="360"/>
+      </w:pPr>
+      <w:rPr>
+        <w:rFonts w:ascii="Wingdings" w:hAnsi="Wingdings" w:hint="default"/>
+      </w:rPr>
+    </w:lvl>
+    <w:lvl w:ilvl="6" w:tplc="04090001" w:tentative="1">
+      <w:start w:val="1"/>
+      <w:numFmt w:val="bullet"/>
+      <w:lvlText w:val=""/>
+      <w:lvlJc w:val="left"/>
+      <w:pPr>
+        <w:ind w:left="5040" w:hanging="360"/>
+      </w:pPr>
+      <w:rPr>
+        <w:rFonts w:ascii="Symbol" w:hAnsi="Symbol" w:hint="default"/>
+      </w:rPr>
+    </w:lvl>
+    <w:lvl w:ilvl="7" w:tplc="04090003" w:tentative="1">
+      <w:start w:val="1"/>
+      <w:numFmt w:val="bullet"/>
+      <w:lvlText w:val="o"/>
+      <w:lvlJc w:val="left"/>
+      <w:pPr>
+        <w:ind w:left="5760" w:hanging="360"/>
+      </w:pPr>
+      <w:rPr>
+        <w:rFonts w:ascii="Courier New" w:hAnsi="Courier New" w:cs="Courier New" w:hint="default"/>
+      </w:rPr>
+    </w:lvl>
+    <w:lvl w:ilvl="8" w:tplc="04090005" w:tentative="1">
+      <w:start w:val="1"/>
+      <w:numFmt w:val="bullet"/>
+      <w:lvlText w:val=""/>
+      <w:lvlJc w:val="left"/>
+      <w:pPr>
+        <w:ind w:left="6480" w:hanging="360"/>
+      </w:pPr>
+      <w:rPr>
+        <w:rFonts w:ascii="Wingdings" w:hAnsi="Wingdings" w:hint="default"/>
+      </w:rPr>
+    </w:lvl>
+  </w:abstractNum>
   <w:num w:numId="1">
     <w:abstractNumId w:val="0"/>
+  </w:num>
+  <w:num w:numId="2">
+    <w:abstractNumId w:val="1"/>
   </w:num>
 </w:numbering>
 </file>
